--- a/Fase 2/Evidencias Proyecto/Evidencia de documentación/Documentos de Gestión/Plan_de_proyecto_APT.docx
+++ b/Fase 2/Evidencias Proyecto/Evidencia de documentación/Documentos de Gestión/Plan_de_proyecto_APT.docx
@@ -281,11 +281,9 @@
       </w:pPr>
       <w:bookmarkStart w:id="2" w:name="_heading=h.qde94gxtwifc" w:colFirst="0" w:colLast="0"/>
       <w:bookmarkEnd w:id="2"/>
-      <w:proofErr w:type="gramStart"/>
       <w:r>
         <w:t>Problema a resolver</w:t>
       </w:r>
-      <w:proofErr w:type="gramEnd"/>
     </w:p>
     <w:p>
       <w:r>
@@ -938,15 +936,7 @@
     </w:p>
     <w:p>
       <w:r>
-        <w:t xml:space="preserve">A </w:t>
-      </w:r>
-      <w:proofErr w:type="gramStart"/>
-      <w:r>
-        <w:t>continuación</w:t>
-      </w:r>
-      <w:proofErr w:type="gramEnd"/>
-      <w:r>
-        <w:t xml:space="preserve"> se detallan los 5 incrementos del proyecto y sus tareas principales </w:t>
+        <w:t xml:space="preserve">A continuación se detallan los 5 incrementos del proyecto y sus tareas principales </w:t>
       </w:r>
       <w:r>
         <w:rPr>
@@ -1363,15 +1353,7 @@
     </w:p>
     <w:p>
       <w:r>
-        <w:t>Ajustado a 5 meses proyectados del semestre (18 semanas Agosto-</w:t>
-      </w:r>
-      <w:proofErr w:type="gramStart"/>
-      <w:r>
-        <w:t>Diciembre</w:t>
-      </w:r>
-      <w:proofErr w:type="gramEnd"/>
-      <w:r>
-        <w:t>)</w:t>
+        <w:t>Ajustado a 5 meses proyectados del semestre (18 semanas Agosto-Diciembre)</w:t>
       </w:r>
     </w:p>
     <w:tbl>
@@ -3802,7 +3784,10 @@
     </w:p>
     <w:p>
       <w:r>
-        <w:t>Estado al corte: situación documentada de cada incremento al 29-10-2026; los antecedentes mantienen sus fechas originales.</w:t>
+        <w:t>Estado al corte: situación documentada de cada incremento al 30-10-2026; los antecedentes mantienen sus fechas originales</w:t>
+      </w:r>
+      <w:r>
+        <w:t>.</w:t>
       </w:r>
     </w:p>
     <w:p>

--- a/Fase 2/Evidencias Proyecto/Evidencia de documentación/Documentos de Gestión/Plan_de_proyecto_APT.docx
+++ b/Fase 2/Evidencias Proyecto/Evidencia de documentación/Documentos de Gestión/Plan_de_proyecto_APT.docx
@@ -207,7 +207,23 @@
           <w:sz w:val="20"/>
           <w:szCs w:val="20"/>
         </w:rPr>
-        <w:t>Asignatura: Capstone PTY4614 · Sección 004D</w:t>
+        <w:t xml:space="preserve">Asignatura: </w:t>
+      </w:r>
+      <w:proofErr w:type="spellStart"/>
+      <w:r>
+        <w:rPr>
+          <w:sz w:val="20"/>
+          <w:szCs w:val="20"/>
+        </w:rPr>
+        <w:t>Capstone</w:t>
+      </w:r>
+      <w:proofErr w:type="spellEnd"/>
+      <w:r>
+        <w:rPr>
+          <w:sz w:val="20"/>
+          <w:szCs w:val="20"/>
+        </w:rPr>
+        <w:t xml:space="preserve"> PTY4614 · Sección 004D</w:t>
       </w:r>
     </w:p>
     <w:p>
@@ -268,7 +284,15 @@
     </w:p>
     <w:p>
       <w:r>
-        <w:t>Aprueba administración es una plataforma freemium (móvil y web) de práctica intensiva para estudiantes que rinden exámenes estandarizados de admisión universitaria, con mercado inicial en Chile (PAES) y expansión proyectada al Reino Unido (UCAT, LNAT, A-Levels). El alumno accede gratis a un flujo diario de preguntas con desbloqueo progresivo a cambio de sus datos (10 preguntas diarias de base, hasta 20 con las bonificaciones previstas), y puede suscribirse a un plan de bajo costo (US$1 al mes por una prueba y US$5 al mes por todas las pruebas) para continuar practicando sin restricciones.</w:t>
+        <w:t xml:space="preserve">Aprueba administración es una plataforma </w:t>
+      </w:r>
+      <w:proofErr w:type="spellStart"/>
+      <w:r>
+        <w:t>freemium</w:t>
+      </w:r>
+      <w:proofErr w:type="spellEnd"/>
+      <w:r>
+        <w:t xml:space="preserve"> (móvil y web) de práctica intensiva para estudiantes que rinden exámenes estandarizados de admisión universitaria, con mercado inicial en Chile (PAES) y expansión proyectada al Reino Unido (UCAT, LNAT, A-Levels). El alumno accede gratis a un flujo diario de preguntas con desbloqueo progresivo a cambio de sus datos (10 preguntas diarias de base, hasta 20 con las bonificaciones previstas), y puede suscribirse a un plan de bajo costo (US$1 al mes por una prueba y US$5 al mes por todas las pruebas) para continuar practicando sin restricciones.</w:t>
       </w:r>
     </w:p>
     <w:p>
@@ -287,7 +311,15 @@
     </w:p>
     <w:p>
       <w:r>
-        <w:t>El módulo de planes y el flujo de checkout existían en la situación inicial recibida en un estado funcional pero simulado, un administrador podía crear y configurar planes, y un alumno podía “suscribirse”, pero no había una pasarela de pago real detrás, el cobro se simulaba y se confirmaba manualmente. Esto impedía que la empresa cobrara efectivamente a sus usuarios, ajustara precios de forma auditable o midiera ingresos reales.</w:t>
+        <w:t xml:space="preserve">El módulo de planes y el flujo de </w:t>
+      </w:r>
+      <w:proofErr w:type="spellStart"/>
+      <w:r>
+        <w:t>checkout</w:t>
+      </w:r>
+      <w:proofErr w:type="spellEnd"/>
+      <w:r>
+        <w:t xml:space="preserve"> existían en la situación inicial recibida en un estado funcional pero simulado, un administrador podía crear y configurar planes, y un alumno podía “suscribirse”, pero no había una pasarela de pago real detrás, el cobro se simulaba y se confirmaba manualmente. Esto impedía que la empresa cobrara efectivamente a sus usuarios, ajustara precios de forma auditable o midiera ingresos reales.</w:t>
       </w:r>
     </w:p>
     <w:p>
@@ -339,7 +371,23 @@
     </w:p>
     <w:p>
       <w:r>
-        <w:t>El proyecto combina un problema de negocio real el cual es monetizar una plataforma freemium, con un desafío técnico concreto que es integrar una pasarela de pago y gestionar las suscripciones, ambos relevantes para el ejercicio profesional. Se trabaja sobre una base de código real de la empresa Alloxentric, lo que exige respetar un modelo de datos y un contrato de API ya definidos, en lugar de diseñar una solución desde cero.</w:t>
+        <w:t xml:space="preserve">El proyecto combina un problema de negocio real el cual es monetizar una plataforma </w:t>
+      </w:r>
+      <w:proofErr w:type="spellStart"/>
+      <w:r>
+        <w:t>freemium</w:t>
+      </w:r>
+      <w:proofErr w:type="spellEnd"/>
+      <w:r>
+        <w:t xml:space="preserve">, con un desafío técnico concreto que es integrar una pasarela de pago y gestionar las suscripciones, ambos relevantes para el ejercicio profesional. Se trabaja sobre una base de código real de la empresa </w:t>
+      </w:r>
+      <w:proofErr w:type="spellStart"/>
+      <w:r>
+        <w:t>Alloxentric</w:t>
+      </w:r>
+      <w:proofErr w:type="spellEnd"/>
+      <w:r>
+        <w:t>, lo que exige respetar un modelo de datos y un contrato de API ya definidos, en lugar de diseñar una solución desde cero.</w:t>
       </w:r>
     </w:p>
     <w:p>
@@ -394,7 +442,15 @@
         </w:numPr>
       </w:pPr>
       <w:r>
-        <w:t>Documentar el modelo de datos y la lógica de negocio ya implementados (gestión de planes, checkout simulado).</w:t>
+        <w:t xml:space="preserve">Documentar el modelo de datos y la lógica de negocio ya implementados (gestión de planes, </w:t>
+      </w:r>
+      <w:proofErr w:type="spellStart"/>
+      <w:r>
+        <w:t>checkout</w:t>
+      </w:r>
+      <w:proofErr w:type="spellEnd"/>
+      <w:r>
+        <w:t xml:space="preserve"> simulado).</w:t>
       </w:r>
     </w:p>
     <w:p>
@@ -405,7 +461,15 @@
         </w:numPr>
       </w:pPr>
       <w:r>
-        <w:t>Completar la integración con Stripe en modo de pruebas, sincronizando precios y validando pagos vía webhook.</w:t>
+        <w:t xml:space="preserve">Completar la integración con Stripe en modo de pruebas, sincronizando precios y validando pagos vía </w:t>
+      </w:r>
+      <w:proofErr w:type="spellStart"/>
+      <w:r>
+        <w:t>webhook</w:t>
+      </w:r>
+      <w:proofErr w:type="spellEnd"/>
+      <w:r>
+        <w:t>.</w:t>
       </w:r>
     </w:p>
     <w:p>
@@ -447,7 +511,15 @@
         </w:numPr>
       </w:pPr>
       <w:r>
-        <w:t>La vista de “Planes y productos” de la consola de administración: creación, edición y retiro/archivo de planes (los planes con historial se retiran o archivan; sus operaciones no se borran), límites de uso y badges por acción.</w:t>
+        <w:t xml:space="preserve">La vista de “Planes y productos” de la consola de administración: creación, edición y retiro/archivo de planes (los planes con historial se retiran o archivan; sus operaciones no se borran), límites de uso y </w:t>
+      </w:r>
+      <w:proofErr w:type="spellStart"/>
+      <w:r>
+        <w:t>badges</w:t>
+      </w:r>
+      <w:proofErr w:type="spellEnd"/>
+      <w:r>
+        <w:t xml:space="preserve"> por acción.</w:t>
       </w:r>
     </w:p>
     <w:p>
@@ -458,7 +530,15 @@
         </w:numPr>
       </w:pPr>
       <w:r>
-        <w:t>El flujo de checkout y suscripción del alumno: creación de sesión de pago, confirmación, activación de la suscripción y generación de factura.</w:t>
+        <w:t xml:space="preserve">El flujo de </w:t>
+      </w:r>
+      <w:proofErr w:type="spellStart"/>
+      <w:r>
+        <w:t>checkout</w:t>
+      </w:r>
+      <w:proofErr w:type="spellEnd"/>
+      <w:r>
+        <w:t xml:space="preserve"> y suscripción del alumno: creación de sesión de pago, confirmación, activación de la suscripción y generación de factura.</w:t>
       </w:r>
     </w:p>
     <w:p>
@@ -475,7 +555,23 @@
     <w:p>
       <w:r>
         <w:tab/>
-        <w:t>Quedan fuera del alcance: la moderación de contenido, la gestión de sponsors, el monitoreo operativo de la infraestructura y el marketplace de tutores, por corresponder a otros subequipos del proyecto Aprueba Administración.</w:t>
+        <w:t xml:space="preserve">Quedan fuera del alcance: la moderación de contenido, la gestión de sponsors, el monitoreo operativo de la infraestructura y el </w:t>
+      </w:r>
+      <w:proofErr w:type="spellStart"/>
+      <w:r>
+        <w:t>marketplace</w:t>
+      </w:r>
+      <w:proofErr w:type="spellEnd"/>
+      <w:r>
+        <w:t xml:space="preserve"> de tutores, por corresponder a otros </w:t>
+      </w:r>
+      <w:proofErr w:type="spellStart"/>
+      <w:r>
+        <w:t>subequipos</w:t>
+      </w:r>
+      <w:proofErr w:type="spellEnd"/>
+      <w:r>
+        <w:t xml:space="preserve"> del proyecto Aprueba Administración.</w:t>
       </w:r>
     </w:p>
     <w:p>
@@ -522,7 +618,15 @@
         </w:numPr>
       </w:pPr>
       <w:r>
-        <w:t>La integración con Stripe se implementa y valida en modo de prueba (test mode), no en producción</w:t>
+        <w:t xml:space="preserve">La integración con Stripe se implementa y valida en modo de prueba (test </w:t>
+      </w:r>
+      <w:proofErr w:type="spellStart"/>
+      <w:r>
+        <w:t>mode</w:t>
+      </w:r>
+      <w:proofErr w:type="spellEnd"/>
+      <w:r>
+        <w:t>), no en producción</w:t>
       </w:r>
     </w:p>
     <w:p>
@@ -608,7 +712,15 @@
     </w:p>
     <w:p>
       <w:r>
-        <w:t>Parte de la funcionalidad de este módulo (gestión de planes, checkout simulado) ya existe y funciona, mientras que otra parte (la integración con Stripe) es trabajo nuevo con mayor incertidumbre técnica. La metodología incremental permite validar y documentar primero lo que ya funciona, y aislar el trabajo nuevo y más incierto en incrementos posteriores, sin bloquear el avance del resto del módulo.</w:t>
+        <w:t xml:space="preserve">Parte de la funcionalidad de este módulo (gestión de planes, </w:t>
+      </w:r>
+      <w:proofErr w:type="spellStart"/>
+      <w:r>
+        <w:t>checkout</w:t>
+      </w:r>
+      <w:proofErr w:type="spellEnd"/>
+      <w:r>
+        <w:t xml:space="preserve"> simulado) ya existe y funciona, mientras que otra parte (la integración con Stripe) es trabajo nuevo con mayor incertidumbre técnica. La metodología incremental permite validar y documentar primero lo que ya funciona, y aislar el trabajo nuevo y más incierto en incrementos posteriores, sin bloquear el avance del resto del módulo.</w:t>
       </w:r>
     </w:p>
     <w:p>
@@ -1001,7 +1113,15 @@
         </w:numPr>
       </w:pPr>
       <w:r>
-        <w:t xml:space="preserve">Documentación de stakeholders </w:t>
+        <w:t xml:space="preserve">Documentación de </w:t>
+      </w:r>
+      <w:proofErr w:type="spellStart"/>
+      <w:r>
+        <w:t>stakeholders</w:t>
+      </w:r>
+      <w:proofErr w:type="spellEnd"/>
+      <w:r>
+        <w:t xml:space="preserve"> </w:t>
       </w:r>
     </w:p>
     <w:p>
@@ -1150,7 +1270,31 @@
       </w:pPr>
       <w:r>
         <w:lastRenderedPageBreak/>
-        <w:t>Revisión funcional del constructor de planes (frontend y backend): crear, editar y retirar/archivar planes, límites, badges por acción</w:t>
+        <w:t>Revisión funcional del constructor de planes (</w:t>
+      </w:r>
+      <w:proofErr w:type="spellStart"/>
+      <w:r>
+        <w:t>frontend</w:t>
+      </w:r>
+      <w:proofErr w:type="spellEnd"/>
+      <w:r>
+        <w:t xml:space="preserve"> y </w:t>
+      </w:r>
+      <w:proofErr w:type="spellStart"/>
+      <w:r>
+        <w:t>backend</w:t>
+      </w:r>
+      <w:proofErr w:type="spellEnd"/>
+      <w:r>
+        <w:t xml:space="preserve">): crear, editar y retirar/archivar planes, límites, </w:t>
+      </w:r>
+      <w:proofErr w:type="spellStart"/>
+      <w:r>
+        <w:t>badges</w:t>
+      </w:r>
+      <w:proofErr w:type="spellEnd"/>
+      <w:r>
+        <w:t xml:space="preserve"> por acción</w:t>
       </w:r>
     </w:p>
     <w:p>
@@ -1177,7 +1321,15 @@
         </w:numPr>
       </w:pPr>
       <w:r>
-        <w:t>Incremento 3: Checkout y suscripción</w:t>
+        <w:t xml:space="preserve">Incremento 3: </w:t>
+      </w:r>
+      <w:proofErr w:type="spellStart"/>
+      <w:r>
+        <w:t>Checkout</w:t>
+      </w:r>
+      <w:proofErr w:type="spellEnd"/>
+      <w:r>
+        <w:t xml:space="preserve"> y suscripción</w:t>
       </w:r>
     </w:p>
     <w:p>
@@ -1199,7 +1351,15 @@
         </w:numPr>
       </w:pPr>
       <w:r>
-        <w:t>Flujo completo de checkout: creación de sesión, confirmación, activación de suscripción, generación de factura</w:t>
+        <w:t xml:space="preserve">Flujo completo de </w:t>
+      </w:r>
+      <w:proofErr w:type="spellStart"/>
+      <w:r>
+        <w:t>checkout</w:t>
+      </w:r>
+      <w:proofErr w:type="spellEnd"/>
+      <w:r>
+        <w:t>: creación de sesión, confirmación, activación de suscripción, generación de factura</w:t>
       </w:r>
     </w:p>
     <w:p>
@@ -1210,7 +1370,15 @@
         </w:numPr>
       </w:pPr>
       <w:r>
-        <w:t>Entregable demostrable: flujo de checkout documentado. La simulación corresponde a la previsión inicial; el avance actual incorpora contratación mensual y anual con Stripe en modo de pruebas. El estado validado se determina por los casos y resultados adjuntos.</w:t>
+        <w:t xml:space="preserve">Entregable demostrable: flujo de </w:t>
+      </w:r>
+      <w:proofErr w:type="spellStart"/>
+      <w:r>
+        <w:t>checkout</w:t>
+      </w:r>
+      <w:proofErr w:type="spellEnd"/>
+      <w:r>
+        <w:t xml:space="preserve"> documentado. La simulación corresponde a la previsión inicial; el avance actual incorpora contratación mensual y anual con Stripe en modo de pruebas. El estado validado se determina por los casos y resultados adjuntos.</w:t>
       </w:r>
     </w:p>
     <w:p>
@@ -1258,8 +1426,21 @@
           <w:numId w:val="2"/>
         </w:numPr>
       </w:pPr>
-      <w:r>
-        <w:t>Checkout con Stripe vía SDK y validación de firma del webhook.</w:t>
+      <w:proofErr w:type="spellStart"/>
+      <w:r>
+        <w:t>Checkout</w:t>
+      </w:r>
+      <w:proofErr w:type="spellEnd"/>
+      <w:r>
+        <w:t xml:space="preserve"> con Stripe vía SDK y validación de firma del </w:t>
+      </w:r>
+      <w:proofErr w:type="spellStart"/>
+      <w:r>
+        <w:t>webhook</w:t>
+      </w:r>
+      <w:proofErr w:type="spellEnd"/>
+      <w:r>
+        <w:t>.</w:t>
       </w:r>
     </w:p>
     <w:p>
@@ -1275,7 +1456,15 @@
     </w:p>
     <w:p>
       <w:r>
-        <w:t>Estado al 30-10-2026: parcial. Hay evidencia de pagos, persistencia, reentrega real y rechazo de firma. PG14–PG17 mantienen límites de concurrencia, orden, entorno y auditoría. La renovación, los fallos y la cancelación se documentan sin equiparar el reloj de prueba de Stripe al de Aprueba.</w:t>
+        <w:t xml:space="preserve">Estado al 30-10-2026: parcial. Hay evidencia de pagos, persistencia, </w:t>
+      </w:r>
+      <w:proofErr w:type="spellStart"/>
+      <w:r>
+        <w:t>reentrega</w:t>
+      </w:r>
+      <w:proofErr w:type="spellEnd"/>
+      <w:r>
+        <w:t xml:space="preserve"> real y rechazo de firma. PG14–PG17 mantienen límites de concurrencia, orden, entorno y auditoría. La renovación, los fallos y la cancelación se documentan sin equiparar el reloj de prueba de Stripe al de Aprueba.</w:t>
       </w:r>
     </w:p>
     <w:p>
@@ -1663,7 +1852,23 @@
                 <w:sz w:val="18"/>
                 <w:szCs w:val="18"/>
               </w:rPr>
-              <w:t>3-.  Checkout y suscripción</w:t>
+              <w:t xml:space="preserve">3-.  </w:t>
+            </w:r>
+            <w:proofErr w:type="spellStart"/>
+            <w:r>
+              <w:rPr>
+                <w:sz w:val="18"/>
+                <w:szCs w:val="18"/>
+              </w:rPr>
+              <w:t>Checkout</w:t>
+            </w:r>
+            <w:proofErr w:type="spellEnd"/>
+            <w:r>
+              <w:rPr>
+                <w:sz w:val="18"/>
+                <w:szCs w:val="18"/>
+              </w:rPr>
+              <w:t xml:space="preserve"> y suscripción</w:t>
             </w:r>
           </w:p>
         </w:tc>
@@ -1855,7 +2060,7 @@
                 <w:sz w:val="18"/>
                 <w:szCs w:val="18"/>
               </w:rPr>
-              <w:t>14-18</w:t>
+              <w:t>14-16</w:t>
             </w:r>
           </w:p>
         </w:tc>
@@ -1881,13 +2086,18 @@
                 <w:sz w:val="18"/>
                 <w:szCs w:val="18"/>
               </w:rPr>
-              <w:t>Noviembre-Diciembre</w:t>
+              <w:t>12 de noviembre al 2 de diciembre de 2026</w:t>
             </w:r>
           </w:p>
         </w:tc>
       </w:tr>
     </w:tbl>
     <w:p/>
+    <w:p>
+      <w:r>
+        <w:t>El incremento I5 comprende el cierre técnico y las pruebas integrales planificadas para las semanas 14 a 16. El cierre académico de Fase 3 se contempla por separado en las semanas 17 y 18, del 3 al 16 de diciembre de 2026. Estas fechas corresponden a la planificación interna del equipo y no sustituyen los plazos oficiales de la asignatura.</w:t>
+      </w:r>
+    </w:p>
     <w:p>
       <w:r>
         <w:t>El cronograma parte del 13-08-2026 y comprende 18 semanas. El corte del 30-10-2026 corresponde a la semana 12 del calendario del proyecto. Las semanas académicas indicadas en la pauta deben distinguirse de este calendario.</w:t>
@@ -1932,7 +2142,15 @@
         </w:numPr>
       </w:pPr>
       <w:r>
-        <w:t>Reuniones de seguimiento con el docente guía: periódicas, para reportar avances, resolver dudas y validar que el trabajo del subequipo esté alineado con lo exigido por la asignatura.</w:t>
+        <w:t xml:space="preserve">Reuniones de seguimiento con el docente guía: periódicas, para reportar avances, resolver dudas y validar que el trabajo del </w:t>
+      </w:r>
+      <w:proofErr w:type="spellStart"/>
+      <w:r>
+        <w:t>subequipo</w:t>
+      </w:r>
+      <w:proofErr w:type="spellEnd"/>
+      <w:r>
+        <w:t xml:space="preserve"> esté alineado con lo exigido por la asignatura.</w:t>
       </w:r>
     </w:p>
     <w:p>
@@ -1943,7 +2161,23 @@
         </w:numPr>
       </w:pPr>
       <w:r>
-        <w:t>Reuniones con la empresa colaboradora (Alloxentric): convocadas cuando se necesite validar requerimientos, contenido del módulo o revisar avances del flujo de pago y suscripción, además de la reunión de kickoff ya realizada.</w:t>
+        <w:t>Reuniones con la empresa colaboradora (</w:t>
+      </w:r>
+      <w:proofErr w:type="spellStart"/>
+      <w:r>
+        <w:t>Alloxentric</w:t>
+      </w:r>
+      <w:proofErr w:type="spellEnd"/>
+      <w:r>
+        <w:t xml:space="preserve">): convocadas cuando se necesite validar requerimientos, contenido del módulo o revisar avances del flujo de pago y suscripción, además de la reunión de </w:t>
+      </w:r>
+      <w:proofErr w:type="spellStart"/>
+      <w:r>
+        <w:t>kickoff</w:t>
+      </w:r>
+      <w:proofErr w:type="spellEnd"/>
+      <w:r>
+        <w:t xml:space="preserve"> ya realizada.</w:t>
       </w:r>
     </w:p>
     <w:p>
@@ -2308,7 +2542,23 @@
                 <w:sz w:val="18"/>
                 <w:szCs w:val="18"/>
               </w:rPr>
-              <w:t>Comunicación proactiva con Alloxentric; ajustar el orden de las tareas que no dependan de esa entrega mientras se espera</w:t>
+              <w:t xml:space="preserve">Comunicación proactiva con </w:t>
+            </w:r>
+            <w:proofErr w:type="spellStart"/>
+            <w:r>
+              <w:rPr>
+                <w:sz w:val="18"/>
+                <w:szCs w:val="18"/>
+              </w:rPr>
+              <w:t>Alloxentric</w:t>
+            </w:r>
+            <w:proofErr w:type="spellEnd"/>
+            <w:r>
+              <w:rPr>
+                <w:sz w:val="18"/>
+                <w:szCs w:val="18"/>
+              </w:rPr>
+              <w:t>; ajustar el orden de las tareas que no dependan de esa entrega mientras se espera</w:t>
             </w:r>
           </w:p>
         </w:tc>
@@ -2344,7 +2594,23 @@
                 <w:sz w:val="18"/>
                 <w:szCs w:val="18"/>
               </w:rPr>
-              <w:t>Cambios en el modelo de datos compartido con otros subequipos de Aprueba Administración</w:t>
+              <w:t xml:space="preserve">Cambios en el modelo de datos compartido con otros </w:t>
+            </w:r>
+            <w:proofErr w:type="spellStart"/>
+            <w:r>
+              <w:rPr>
+                <w:sz w:val="18"/>
+                <w:szCs w:val="18"/>
+              </w:rPr>
+              <w:t>subequipos</w:t>
+            </w:r>
+            <w:proofErr w:type="spellEnd"/>
+            <w:r>
+              <w:rPr>
+                <w:sz w:val="18"/>
+                <w:szCs w:val="18"/>
+              </w:rPr>
+              <w:t xml:space="preserve"> de Aprueba Administración</w:t>
             </w:r>
           </w:p>
         </w:tc>
@@ -2473,7 +2739,39 @@
                 <w:sz w:val="18"/>
                 <w:szCs w:val="18"/>
               </w:rPr>
-              <w:t>Dificultades técnicas en la integración con la API de Stripe (checkout, webhooks, validación de firma)</w:t>
+              <w:t>Dificultades técnicas en la integración con la API de Stripe (</w:t>
+            </w:r>
+            <w:proofErr w:type="spellStart"/>
+            <w:r>
+              <w:rPr>
+                <w:sz w:val="18"/>
+                <w:szCs w:val="18"/>
+              </w:rPr>
+              <w:t>checkout</w:t>
+            </w:r>
+            <w:proofErr w:type="spellEnd"/>
+            <w:r>
+              <w:rPr>
+                <w:sz w:val="18"/>
+                <w:szCs w:val="18"/>
+              </w:rPr>
+              <w:t xml:space="preserve">, </w:t>
+            </w:r>
+            <w:proofErr w:type="spellStart"/>
+            <w:r>
+              <w:rPr>
+                <w:sz w:val="18"/>
+                <w:szCs w:val="18"/>
+              </w:rPr>
+              <w:t>webhooks</w:t>
+            </w:r>
+            <w:proofErr w:type="spellEnd"/>
+            <w:r>
+              <w:rPr>
+                <w:sz w:val="18"/>
+                <w:szCs w:val="18"/>
+              </w:rPr>
+              <w:t>, validación de firma)</w:t>
             </w:r>
           </w:p>
         </w:tc>
@@ -2568,6 +2866,7 @@
               </w:rPr>
               <w:t xml:space="preserve">Probar tempranamente en modo </w:t>
             </w:r>
+            <w:proofErr w:type="spellStart"/>
             <w:r>
               <w:rPr>
                 <w:i/>
@@ -2577,6 +2876,7 @@
               </w:rPr>
               <w:t>sandbox</w:t>
             </w:r>
+            <w:proofErr w:type="spellEnd"/>
             <w:r>
               <w:rPr>
                 <w:sz w:val="18"/>
@@ -3075,6 +3375,7 @@
             <w:pPr>
               <w:spacing w:after="60" w:line="246" w:lineRule="auto"/>
             </w:pPr>
+            <w:proofErr w:type="spellStart"/>
             <w:r>
               <w:rPr>
                 <w:sz w:val="18"/>
@@ -3082,6 +3383,7 @@
               </w:rPr>
               <w:t>Frontend</w:t>
             </w:r>
+            <w:proofErr w:type="spellEnd"/>
           </w:p>
         </w:tc>
         <w:tc>
@@ -3106,13 +3408,47 @@
             <w:pPr>
               <w:spacing w:after="60" w:line="246" w:lineRule="auto"/>
             </w:pPr>
-            <w:r>
-              <w:rPr>
-                <w:sz w:val="18"/>
-                <w:szCs w:val="18"/>
-              </w:rPr>
-              <w:t>React 18 + Vite + React Router</w:t>
-            </w:r>
+            <w:proofErr w:type="spellStart"/>
+            <w:r>
+              <w:rPr>
+                <w:sz w:val="18"/>
+                <w:szCs w:val="18"/>
+              </w:rPr>
+              <w:t>React</w:t>
+            </w:r>
+            <w:proofErr w:type="spellEnd"/>
+            <w:r>
+              <w:rPr>
+                <w:sz w:val="18"/>
+                <w:szCs w:val="18"/>
+              </w:rPr>
+              <w:t xml:space="preserve"> 18 + Vite + </w:t>
+            </w:r>
+            <w:proofErr w:type="spellStart"/>
+            <w:r>
+              <w:rPr>
+                <w:sz w:val="18"/>
+                <w:szCs w:val="18"/>
+              </w:rPr>
+              <w:t>React</w:t>
+            </w:r>
+            <w:proofErr w:type="spellEnd"/>
+            <w:r>
+              <w:rPr>
+                <w:sz w:val="18"/>
+                <w:szCs w:val="18"/>
+              </w:rPr>
+              <w:t xml:space="preserve"> </w:t>
+            </w:r>
+            <w:proofErr w:type="spellStart"/>
+            <w:r>
+              <w:rPr>
+                <w:sz w:val="18"/>
+                <w:szCs w:val="18"/>
+              </w:rPr>
+              <w:t>Router</w:t>
+            </w:r>
+            <w:proofErr w:type="spellEnd"/>
           </w:p>
         </w:tc>
       </w:tr>
@@ -3142,6 +3478,7 @@
             <w:pPr>
               <w:spacing w:after="60" w:line="246" w:lineRule="auto"/>
             </w:pPr>
+            <w:proofErr w:type="spellStart"/>
             <w:r>
               <w:rPr>
                 <w:sz w:val="18"/>
@@ -3149,6 +3486,7 @@
               </w:rPr>
               <w:t>Backend</w:t>
             </w:r>
+            <w:proofErr w:type="spellEnd"/>
           </w:p>
         </w:tc>
         <w:tc>
@@ -3178,8 +3516,49 @@
                 <w:sz w:val="18"/>
                 <w:szCs w:val="18"/>
               </w:rPr>
-              <w:t>Node.js + Express, con Firebase Admin SDK / Firestore</w:t>
-            </w:r>
+              <w:t xml:space="preserve">Node.js + Express, con </w:t>
+            </w:r>
+            <w:proofErr w:type="spellStart"/>
+            <w:r>
+              <w:rPr>
+                <w:sz w:val="18"/>
+                <w:szCs w:val="18"/>
+              </w:rPr>
+              <w:t>Firebase</w:t>
+            </w:r>
+            <w:proofErr w:type="spellEnd"/>
+            <w:r>
+              <w:rPr>
+                <w:sz w:val="18"/>
+                <w:szCs w:val="18"/>
+              </w:rPr>
+              <w:t xml:space="preserve"> </w:t>
+            </w:r>
+            <w:proofErr w:type="spellStart"/>
+            <w:r>
+              <w:rPr>
+                <w:sz w:val="18"/>
+                <w:szCs w:val="18"/>
+              </w:rPr>
+              <w:t>Admin</w:t>
+            </w:r>
+            <w:proofErr w:type="spellEnd"/>
+            <w:r>
+              <w:rPr>
+                <w:sz w:val="18"/>
+                <w:szCs w:val="18"/>
+              </w:rPr>
+              <w:t xml:space="preserve"> SDK / </w:t>
+            </w:r>
+            <w:proofErr w:type="spellStart"/>
+            <w:r>
+              <w:rPr>
+                <w:sz w:val="18"/>
+                <w:szCs w:val="18"/>
+              </w:rPr>
+              <w:t>Firestore</w:t>
+            </w:r>
+            <w:proofErr w:type="spellEnd"/>
           </w:p>
         </w:tc>
       </w:tr>
@@ -3314,6 +3693,7 @@
               </w:rPr>
               <w:t>Stripe, en modo de prueba (</w:t>
             </w:r>
+            <w:proofErr w:type="spellStart"/>
             <w:r>
               <w:rPr>
                 <w:i/>
@@ -3323,6 +3703,7 @@
               </w:rPr>
               <w:t>sandbox</w:t>
             </w:r>
+            <w:proofErr w:type="spellEnd"/>
             <w:r>
               <w:rPr>
                 <w:sz w:val="18"/>
@@ -3569,7 +3950,15 @@
         </w:numPr>
       </w:pPr>
       <w:r>
-        <w:t>El flujo de checkout y suscripción funciona de punta a punta, incluyendo el cobro con Stripe en modo de pruebas (Incremento 4).</w:t>
+        <w:t xml:space="preserve">El flujo de </w:t>
+      </w:r>
+      <w:proofErr w:type="spellStart"/>
+      <w:r>
+        <w:t>checkout</w:t>
+      </w:r>
+      <w:proofErr w:type="spellEnd"/>
+      <w:r>
+        <w:t xml:space="preserve"> y suscripción funciona de punta a punta, incluyendo el cobro con Stripe en modo de pruebas (Incremento 4).</w:t>
       </w:r>
     </w:p>
     <w:p>
@@ -3591,7 +3980,15 @@
         </w:numPr>
       </w:pPr>
       <w:r>
-        <w:t>La empresa colaboradora Alloxentric valida el resultado final del módulo.</w:t>
+        <w:t xml:space="preserve">La empresa colaboradora </w:t>
+      </w:r>
+      <w:proofErr w:type="spellStart"/>
+      <w:r>
+        <w:t>Alloxentric</w:t>
+      </w:r>
+      <w:proofErr w:type="spellEnd"/>
+      <w:r>
+        <w:t xml:space="preserve"> valida el resultado final del módulo.</w:t>
       </w:r>
     </w:p>
     <w:p>
@@ -3657,7 +4054,15 @@
     </w:p>
     <w:p>
       <w:r>
-        <w:t>Archivo: Carta_Gantt_Proyecto.xlsx. Contiene las hojas Carta Gantt, Resumen Ejecutivo, Hitos y Descripcion Actividades. Presenta la planificación y el seguimiento del proyecto al 30-10-2026. Los estados de las actividades expresan el avance registrado y no equivalen a aprobación integral del módulo.</w:t>
+        <w:t xml:space="preserve">Archivo: Carta_Gantt_Proyecto.xlsx. Contiene las hojas Carta Gantt, Resumen Ejecutivo, Hitos y </w:t>
+      </w:r>
+      <w:proofErr w:type="spellStart"/>
+      <w:r>
+        <w:t>Descripcion</w:t>
+      </w:r>
+      <w:proofErr w:type="spellEnd"/>
+      <w:r>
+        <w:t xml:space="preserve"> Actividades. Presenta la planificación y el seguimiento del proyecto al 30-10-2026. Los estados de las actividades expresan el avance registrado y no equivalen a aprobación integral del módulo.</w:t>
       </w:r>
     </w:p>
     <w:p>
@@ -3747,7 +4152,15 @@
     </w:p>
     <w:p>
       <w:r>
-        <w:t>Archivo: Estados_de _avance.docx. Incluye los registros históricos y EA-04, correspondiente al corte del 30-10-2026.</w:t>
+        <w:t xml:space="preserve">Archivo: </w:t>
+      </w:r>
+      <w:proofErr w:type="spellStart"/>
+      <w:r>
+        <w:t>Estados_de</w:t>
+      </w:r>
+      <w:proofErr w:type="spellEnd"/>
+      <w:r>
+        <w:t xml:space="preserve"> _avance.docx. Incluye los registros históricos y EA-04, correspondiente al corte del 30-10-2026.</w:t>
       </w:r>
     </w:p>
     <w:p>
@@ -3802,13 +4215,23 @@
       </w:r>
     </w:p>
     <w:p>
-      <w:r>
-        <w:t>Checkout: flujo de compra donde el estudiante elige un plan y paga.</w:t>
-      </w:r>
-    </w:p>
-    <w:p>
-      <w:r>
-        <w:t>Webhook: aviso automático que Stripe envía al sistema cuando ocurre un evento, como un pago o un rechazo.</w:t>
+      <w:proofErr w:type="spellStart"/>
+      <w:r>
+        <w:t>Checkout</w:t>
+      </w:r>
+      <w:proofErr w:type="spellEnd"/>
+      <w:r>
+        <w:t>: flujo de compra donde el estudiante elige un plan y paga.</w:t>
+      </w:r>
+    </w:p>
+    <w:p>
+      <w:proofErr w:type="spellStart"/>
+      <w:r>
+        <w:t>Webhook</w:t>
+      </w:r>
+      <w:proofErr w:type="spellEnd"/>
+      <w:r>
+        <w:t>: aviso automático que Stripe envía al sistema cuando ocurre un evento, como un pago o un rechazo.</w:t>
       </w:r>
     </w:p>
     <w:p>
@@ -3841,12 +4264,28 @@
     </w:p>
     <w:p>
       <w:r>
-        <w:t>Datos y permisos: 16 casos principales, 10 aprobados, 1 parcial y 5 bloqueados. Las comprobaciones EX se contabilizan aparte. PG22 tiene evidencia delimitada de pago alternativo Link en sandbox; no se declara disponibilidad comercial.</w:t>
-      </w:r>
-    </w:p>
-    <w:p>
-      <w:r>
-        <w:t>Seguimiento funcional futuro: M2/Historia por dependencia externa, transición integral de acceso al vencer, auditoría durable, rendimiento interno del webhook, avisos financieros sin canal acreditado, operaciones de catálogo no disponibles y compatibilidad/accesibilidad incompleta. Las compras anuales y el ciclo del proveedor ya tienen evidencias; no se exige repetirlos para cerrar el avance.</w:t>
+        <w:t xml:space="preserve">Datos y permisos: 16 casos principales, 10 aprobados, 1 parcial y 5 bloqueados. Las comprobaciones EX se contabilizan aparte. PG22 tiene evidencia delimitada de pago alternativo Link en </w:t>
+      </w:r>
+      <w:proofErr w:type="spellStart"/>
+      <w:r>
+        <w:t>sandbox</w:t>
+      </w:r>
+      <w:proofErr w:type="spellEnd"/>
+      <w:r>
+        <w:t>; no se declara disponibilidad comercial.</w:t>
+      </w:r>
+    </w:p>
+    <w:p>
+      <w:r>
+        <w:t xml:space="preserve">Seguimiento funcional futuro: M2/Historia por dependencia externa, transición integral de acceso al vencer, auditoría durable, rendimiento interno del </w:t>
+      </w:r>
+      <w:proofErr w:type="spellStart"/>
+      <w:r>
+        <w:t>webhook</w:t>
+      </w:r>
+      <w:proofErr w:type="spellEnd"/>
+      <w:r>
+        <w:t>, avisos financieros sin canal acreditado, operaciones de catálogo no disponibles y compatibilidad/accesibilidad incompleta. Las compras anuales y el ciclo del proveedor ya tienen evidencias; no se exige repetirlos para cerrar el avance.</w:t>
       </w:r>
     </w:p>
     <w:p>

--- a/Fase 2/Evidencias Proyecto/Evidencia de documentación/Documentos de Gestión/Plan_de_proyecto_APT.docx
+++ b/Fase 2/Evidencias Proyecto/Evidencia de documentación/Documentos de Gestión/Plan_de_proyecto_APT.docx
@@ -207,23 +207,7 @@
           <w:sz w:val="20"/>
           <w:szCs w:val="20"/>
         </w:rPr>
-        <w:t xml:space="preserve">Asignatura: </w:t>
-      </w:r>
-      <w:proofErr w:type="spellStart"/>
-      <w:r>
-        <w:rPr>
-          <w:sz w:val="20"/>
-          <w:szCs w:val="20"/>
-        </w:rPr>
-        <w:t>Capstone</w:t>
-      </w:r>
-      <w:proofErr w:type="spellEnd"/>
-      <w:r>
-        <w:rPr>
-          <w:sz w:val="20"/>
-          <w:szCs w:val="20"/>
-        </w:rPr>
-        <w:t xml:space="preserve"> PTY4614 · Sección 004D</w:t>
+        <w:t>Asignatura: Capstone PTY4614 · Sección 004D</w:t>
       </w:r>
     </w:p>
     <w:p>
@@ -284,15 +268,7 @@
     </w:p>
     <w:p>
       <w:r>
-        <w:t xml:space="preserve">Aprueba administración es una plataforma </w:t>
-      </w:r>
-      <w:proofErr w:type="spellStart"/>
-      <w:r>
-        <w:t>freemium</w:t>
-      </w:r>
-      <w:proofErr w:type="spellEnd"/>
-      <w:r>
-        <w:t xml:space="preserve"> (móvil y web) de práctica intensiva para estudiantes que rinden exámenes estandarizados de admisión universitaria, con mercado inicial en Chile (PAES) y expansión proyectada al Reino Unido (UCAT, LNAT, A-Levels). El alumno accede gratis a un flujo diario de preguntas con desbloqueo progresivo a cambio de sus datos (10 preguntas diarias de base, hasta 20 con las bonificaciones previstas), y puede suscribirse a un plan de bajo costo (US$1 al mes por una prueba y US$5 al mes por todas las pruebas) para continuar practicando sin restricciones.</w:t>
+        <w:t>Aprueba administración es una plataforma freemium (móvil y web) de práctica intensiva para estudiantes que rinden exámenes estandarizados de admisión universitaria, con mercado inicial en Chile (PAES) y expansión proyectada al Reino Unido (UCAT, LNAT, A-Levels). El alumno accede gratis a un flujo diario de preguntas con desbloqueo progresivo a cambio de sus datos (10 preguntas diarias de base, hasta 20 con las bonificaciones previstas), y puede suscribirse a un plan de bajo costo (US$1 al mes por una prueba y US$5 al mes por todas las pruebas) para continuar practicando sin restricciones.</w:t>
       </w:r>
     </w:p>
     <w:p>
@@ -311,15 +287,7 @@
     </w:p>
     <w:p>
       <w:r>
-        <w:t xml:space="preserve">El módulo de planes y el flujo de </w:t>
-      </w:r>
-      <w:proofErr w:type="spellStart"/>
-      <w:r>
-        <w:t>checkout</w:t>
-      </w:r>
-      <w:proofErr w:type="spellEnd"/>
-      <w:r>
-        <w:t xml:space="preserve"> existían en la situación inicial recibida en un estado funcional pero simulado, un administrador podía crear y configurar planes, y un alumno podía “suscribirse”, pero no había una pasarela de pago real detrás, el cobro se simulaba y se confirmaba manualmente. Esto impedía que la empresa cobrara efectivamente a sus usuarios, ajustara precios de forma auditable o midiera ingresos reales.</w:t>
+        <w:t>El módulo de planes y el flujo de checkout existían en la situación inicial recibida en un estado funcional pero simulado, un administrador podía crear y configurar planes, y un alumno podía “suscribirse”, pero no había una pasarela de pago real detrás, el cobro se simulaba y se confirmaba manualmente. Esto impedía que la empresa cobrara efectivamente a sus usuarios, ajustara precios de forma auditable o midiera ingresos reales.</w:t>
       </w:r>
     </w:p>
     <w:p>
@@ -371,23 +339,7 @@
     </w:p>
     <w:p>
       <w:r>
-        <w:t xml:space="preserve">El proyecto combina un problema de negocio real el cual es monetizar una plataforma </w:t>
-      </w:r>
-      <w:proofErr w:type="spellStart"/>
-      <w:r>
-        <w:t>freemium</w:t>
-      </w:r>
-      <w:proofErr w:type="spellEnd"/>
-      <w:r>
-        <w:t xml:space="preserve">, con un desafío técnico concreto que es integrar una pasarela de pago y gestionar las suscripciones, ambos relevantes para el ejercicio profesional. Se trabaja sobre una base de código real de la empresa </w:t>
-      </w:r>
-      <w:proofErr w:type="spellStart"/>
-      <w:r>
-        <w:t>Alloxentric</w:t>
-      </w:r>
-      <w:proofErr w:type="spellEnd"/>
-      <w:r>
-        <w:t>, lo que exige respetar un modelo de datos y un contrato de API ya definidos, en lugar de diseñar una solución desde cero.</w:t>
+        <w:t>El proyecto combina un problema de negocio real el cual es monetizar una plataforma freemium, con un desafío técnico concreto que es integrar una pasarela de pago y gestionar las suscripciones, ambos relevantes para el ejercicio profesional. Se trabaja sobre una base de código real de la empresa Alloxentric, lo que exige respetar un modelo de datos y un contrato de API ya definidos, en lugar de diseñar una solución desde cero.</w:t>
       </w:r>
     </w:p>
     <w:p>
@@ -442,15 +394,7 @@
         </w:numPr>
       </w:pPr>
       <w:r>
-        <w:t xml:space="preserve">Documentar el modelo de datos y la lógica de negocio ya implementados (gestión de planes, </w:t>
-      </w:r>
-      <w:proofErr w:type="spellStart"/>
-      <w:r>
-        <w:t>checkout</w:t>
-      </w:r>
-      <w:proofErr w:type="spellEnd"/>
-      <w:r>
-        <w:t xml:space="preserve"> simulado).</w:t>
+        <w:t>Documentar el modelo de datos y la lógica de negocio ya implementados (gestión de planes, checkout simulado).</w:t>
       </w:r>
     </w:p>
     <w:p>
@@ -461,15 +405,7 @@
         </w:numPr>
       </w:pPr>
       <w:r>
-        <w:t xml:space="preserve">Completar la integración con Stripe en modo de pruebas, sincronizando precios y validando pagos vía </w:t>
-      </w:r>
-      <w:proofErr w:type="spellStart"/>
-      <w:r>
-        <w:t>webhook</w:t>
-      </w:r>
-      <w:proofErr w:type="spellEnd"/>
-      <w:r>
-        <w:t>.</w:t>
+        <w:t>Completar la integración con Stripe en modo de pruebas, sincronizando precios y validando pagos vía webhook.</w:t>
       </w:r>
     </w:p>
     <w:p>
@@ -511,15 +447,7 @@
         </w:numPr>
       </w:pPr>
       <w:r>
-        <w:t xml:space="preserve">La vista de “Planes y productos” de la consola de administración: creación, edición y retiro/archivo de planes (los planes con historial se retiran o archivan; sus operaciones no se borran), límites de uso y </w:t>
-      </w:r>
-      <w:proofErr w:type="spellStart"/>
-      <w:r>
-        <w:t>badges</w:t>
-      </w:r>
-      <w:proofErr w:type="spellEnd"/>
-      <w:r>
-        <w:t xml:space="preserve"> por acción.</w:t>
+        <w:t>La vista de “Planes y productos” de la consola de administración: creación, edición y retiro/archivo de planes (los planes con historial se retiran o archivan; sus operaciones no se borran), límites de uso y badges por acción.</w:t>
       </w:r>
     </w:p>
     <w:p>
@@ -530,15 +458,7 @@
         </w:numPr>
       </w:pPr>
       <w:r>
-        <w:t xml:space="preserve">El flujo de </w:t>
-      </w:r>
-      <w:proofErr w:type="spellStart"/>
-      <w:r>
-        <w:t>checkout</w:t>
-      </w:r>
-      <w:proofErr w:type="spellEnd"/>
-      <w:r>
-        <w:t xml:space="preserve"> y suscripción del alumno: creación de sesión de pago, confirmación, activación de la suscripción y generación de factura.</w:t>
+        <w:t>El flujo de checkout y suscripción del alumno: creación de sesión de pago, confirmación, activación de la suscripción y generación de factura.</w:t>
       </w:r>
     </w:p>
     <w:p>
@@ -555,23 +475,7 @@
     <w:p>
       <w:r>
         <w:tab/>
-        <w:t xml:space="preserve">Quedan fuera del alcance: la moderación de contenido, la gestión de sponsors, el monitoreo operativo de la infraestructura y el </w:t>
-      </w:r>
-      <w:proofErr w:type="spellStart"/>
-      <w:r>
-        <w:t>marketplace</w:t>
-      </w:r>
-      <w:proofErr w:type="spellEnd"/>
-      <w:r>
-        <w:t xml:space="preserve"> de tutores, por corresponder a otros </w:t>
-      </w:r>
-      <w:proofErr w:type="spellStart"/>
-      <w:r>
-        <w:t>subequipos</w:t>
-      </w:r>
-      <w:proofErr w:type="spellEnd"/>
-      <w:r>
-        <w:t xml:space="preserve"> del proyecto Aprueba Administración.</w:t>
+        <w:t>Quedan fuera del alcance: la moderación de contenido, la gestión de sponsors, el monitoreo operativo de la infraestructura y el marketplace de tutores, por corresponder a otros subequipos del proyecto Aprueba Administración.</w:t>
       </w:r>
     </w:p>
     <w:p>
@@ -618,20 +522,17 @@
         </w:numPr>
       </w:pPr>
       <w:r>
-        <w:t xml:space="preserve">La integración con Stripe se implementa y valida en modo de prueba (test </w:t>
-      </w:r>
-      <w:proofErr w:type="spellStart"/>
-      <w:r>
-        <w:t>mode</w:t>
-      </w:r>
-      <w:proofErr w:type="spellEnd"/>
-      <w:r>
-        <w:t>), no en producción</w:t>
-      </w:r>
-    </w:p>
-    <w:p>
-      <w:r>
-        <w:t>Las funcionalidades descritas en este plan son propuesta de alcance; solo se consideran validadas las que cuentan con resultados y evidencia en los casos y resultados de pruebas.</w:t>
+        <w:t>La integración con Stripe se implementa y valida en modo de prueba (test mode), no en producción</w:t>
+      </w:r>
+    </w:p>
+    <w:p>
+      <w:r>
+        <w:t>Los requisitos establecidos en los documentos e instrucciones de Alloxentric forman parte del alcance del proyecto, aunque su implementación esté incompleta. Las funcionalidades adicionales propuestas por el equipo permanecen pendientes de confirmación y no se consideran compromisos aprobados por la empresa.</w:t>
+      </w:r>
+    </w:p>
+    <w:p>
+      <w:r>
+        <w:t>En este avance de Fase 2, las pruebas evalúan el estado actual del proyecto. Los resultados aprobados, parciales, fallidos, bloqueados y no ejecutados se registran con sus evidencias y limitaciones. Concluir esta evaluación no implica completar el desarrollo ni aprobar todas las funcionalidades. Las pruebas de correcciones candidatas no acreditan el funcionamiento de la versión evaluada.</w:t>
       </w:r>
     </w:p>
     <w:p>
@@ -707,20 +608,13 @@
         </w:numPr>
       </w:pPr>
       <w:r>
+        <w:lastRenderedPageBreak/>
         <w:t>Por qué es adecuada para este proyecto</w:t>
       </w:r>
     </w:p>
     <w:p>
       <w:r>
-        <w:t xml:space="preserve">Parte de la funcionalidad de este módulo (gestión de planes, </w:t>
-      </w:r>
-      <w:proofErr w:type="spellStart"/>
-      <w:r>
-        <w:t>checkout</w:t>
-      </w:r>
-      <w:proofErr w:type="spellEnd"/>
-      <w:r>
-        <w:t xml:space="preserve"> simulado) ya existe y funciona, mientras que otra parte (la integración con Stripe) es trabajo nuevo con mayor incertidumbre técnica. La metodología incremental permite validar y documentar primero lo que ya funciona, y aislar el trabajo nuevo y más incierto en incrementos posteriores, sin bloquear el avance del resto del módulo.</w:t>
+        <w:t>Parte de la funcionalidad de este módulo (gestión de planes, checkout simulado) ya existe y funciona, mientras que otra parte (la integración con Stripe) es trabajo nuevo con mayor incertidumbre técnica. La metodología incremental permite validar y documentar primero lo que ya funciona, y aislar el trabajo nuevo y más incierto en incrementos posteriores, sin bloquear el avance del resto del módulo.</w:t>
       </w:r>
     </w:p>
     <w:p>
@@ -739,7 +633,6 @@
       <w:bookmarkStart w:id="11" w:name="_heading=h.fgkr3yixh6aw" w:colFirst="0" w:colLast="0"/>
       <w:bookmarkEnd w:id="11"/>
       <w:r>
-        <w:lastRenderedPageBreak/>
         <w:t>Cómo se aplicará durante el desarrollo</w:t>
       </w:r>
     </w:p>
@@ -1113,15 +1006,7 @@
         </w:numPr>
       </w:pPr>
       <w:r>
-        <w:t xml:space="preserve">Documentación de </w:t>
-      </w:r>
-      <w:proofErr w:type="spellStart"/>
-      <w:r>
-        <w:t>stakeholders</w:t>
-      </w:r>
-      <w:proofErr w:type="spellEnd"/>
-      <w:r>
-        <w:t xml:space="preserve"> </w:t>
+        <w:t xml:space="preserve">Documentación de stakeholders </w:t>
       </w:r>
     </w:p>
     <w:p>
@@ -1220,6 +1105,7 @@
         </w:numPr>
       </w:pPr>
       <w:r>
+        <w:lastRenderedPageBreak/>
         <w:t>Resolución de conflictos</w:t>
       </w:r>
     </w:p>
@@ -1269,32 +1155,7 @@
         </w:numPr>
       </w:pPr>
       <w:r>
-        <w:lastRenderedPageBreak/>
-        <w:t>Revisión funcional del constructor de planes (</w:t>
-      </w:r>
-      <w:proofErr w:type="spellStart"/>
-      <w:r>
-        <w:t>frontend</w:t>
-      </w:r>
-      <w:proofErr w:type="spellEnd"/>
-      <w:r>
-        <w:t xml:space="preserve"> y </w:t>
-      </w:r>
-      <w:proofErr w:type="spellStart"/>
-      <w:r>
-        <w:t>backend</w:t>
-      </w:r>
-      <w:proofErr w:type="spellEnd"/>
-      <w:r>
-        <w:t xml:space="preserve">): crear, editar y retirar/archivar planes, límites, </w:t>
-      </w:r>
-      <w:proofErr w:type="spellStart"/>
-      <w:r>
-        <w:t>badges</w:t>
-      </w:r>
-      <w:proofErr w:type="spellEnd"/>
-      <w:r>
-        <w:t xml:space="preserve"> por acción</w:t>
+        <w:t>Revisión funcional del constructor de planes (frontend y backend): crear, editar y retirar/archivar planes, límites, badges por acción</w:t>
       </w:r>
     </w:p>
     <w:p>
@@ -1321,15 +1182,7 @@
         </w:numPr>
       </w:pPr>
       <w:r>
-        <w:t xml:space="preserve">Incremento 3: </w:t>
-      </w:r>
-      <w:proofErr w:type="spellStart"/>
-      <w:r>
-        <w:t>Checkout</w:t>
-      </w:r>
-      <w:proofErr w:type="spellEnd"/>
-      <w:r>
-        <w:t xml:space="preserve"> y suscripción</w:t>
+        <w:t>Incremento 3: Checkout y suscripción</w:t>
       </w:r>
     </w:p>
     <w:p>
@@ -1351,15 +1204,7 @@
         </w:numPr>
       </w:pPr>
       <w:r>
-        <w:t xml:space="preserve">Flujo completo de </w:t>
-      </w:r>
-      <w:proofErr w:type="spellStart"/>
-      <w:r>
-        <w:t>checkout</w:t>
-      </w:r>
-      <w:proofErr w:type="spellEnd"/>
-      <w:r>
-        <w:t>: creación de sesión, confirmación, activación de suscripción, generación de factura</w:t>
+        <w:t>Flujo completo de checkout: creación de sesión, confirmación, activación de suscripción, generación de factura</w:t>
       </w:r>
     </w:p>
     <w:p>
@@ -1370,15 +1215,7 @@
         </w:numPr>
       </w:pPr>
       <w:r>
-        <w:t xml:space="preserve">Entregable demostrable: flujo de </w:t>
-      </w:r>
-      <w:proofErr w:type="spellStart"/>
-      <w:r>
-        <w:t>checkout</w:t>
-      </w:r>
-      <w:proofErr w:type="spellEnd"/>
-      <w:r>
-        <w:t xml:space="preserve"> documentado. La simulación corresponde a la previsión inicial; el avance actual incorpora contratación mensual y anual con Stripe en modo de pruebas. El estado validado se determina por los casos y resultados adjuntos.</w:t>
+        <w:t>Entregable demostrable: flujo de checkout documentado. La simulación corresponde a la previsión inicial; el avance actual incorpora contratación mensual y anual con Stripe en modo de pruebas. El estado validado se determina por los casos y resultados adjuntos.</w:t>
       </w:r>
     </w:p>
     <w:p>
@@ -1426,21 +1263,8 @@
           <w:numId w:val="2"/>
         </w:numPr>
       </w:pPr>
-      <w:proofErr w:type="spellStart"/>
-      <w:r>
-        <w:t>Checkout</w:t>
-      </w:r>
-      <w:proofErr w:type="spellEnd"/>
-      <w:r>
-        <w:t xml:space="preserve"> con Stripe vía SDK y validación de firma del </w:t>
-      </w:r>
-      <w:proofErr w:type="spellStart"/>
-      <w:r>
-        <w:t>webhook</w:t>
-      </w:r>
-      <w:proofErr w:type="spellEnd"/>
-      <w:r>
-        <w:t>.</w:t>
+      <w:r>
+        <w:t>Checkout con Stripe vía SDK y validación de firma del webhook.</w:t>
       </w:r>
     </w:p>
     <w:p>
@@ -1456,15 +1280,7 @@
     </w:p>
     <w:p>
       <w:r>
-        <w:t xml:space="preserve">Estado al 30-10-2026: parcial. Hay evidencia de pagos, persistencia, </w:t>
-      </w:r>
-      <w:proofErr w:type="spellStart"/>
-      <w:r>
-        <w:t>reentrega</w:t>
-      </w:r>
-      <w:proofErr w:type="spellEnd"/>
-      <w:r>
-        <w:t xml:space="preserve"> real y rechazo de firma. PG14–PG17 mantienen límites de concurrencia, orden, entorno y auditoría. La renovación, los fallos y la cancelación se documentan sin equiparar el reloj de prueba de Stripe al de Aprueba.</w:t>
+        <w:t>Estado al 30-10-2026: parcial. Hay evidencia de pagos, persistencia, reentrega real y rechazo de firma. PG14–PG17 mantienen límites de concurrencia, orden, entorno y auditoría. La renovación, los fallos y la cancelación se documentan sin equiparar el reloj de prueba de Stripe al de Aprueba.</w:t>
       </w:r>
     </w:p>
     <w:p>
@@ -1513,6 +1329,7 @@
     </w:p>
     <w:p>
       <w:r>
+        <w:lastRenderedPageBreak/>
         <w:t>Estado al 30-10-2026: evaluación del avance documentada. 57 casos principales: 30 aprobados, 17 parciales, 2 fallidos, 7 bloqueados y 1 no ejecutado. El incremento final permanece pendiente de implementación y validación completa; no consta aceptación empresarial.</w:t>
       </w:r>
     </w:p>
@@ -1536,7 +1353,6 @@
       <w:bookmarkStart w:id="15" w:name="_heading=h.ofozb37bnxt1" w:colFirst="0" w:colLast="0"/>
       <w:bookmarkEnd w:id="15"/>
       <w:r>
-        <w:lastRenderedPageBreak/>
         <w:t>Cronograma</w:t>
       </w:r>
     </w:p>
@@ -1852,23 +1668,7 @@
                 <w:sz w:val="18"/>
                 <w:szCs w:val="18"/>
               </w:rPr>
-              <w:t xml:space="preserve">3-.  </w:t>
-            </w:r>
-            <w:proofErr w:type="spellStart"/>
-            <w:r>
-              <w:rPr>
-                <w:sz w:val="18"/>
-                <w:szCs w:val="18"/>
-              </w:rPr>
-              <w:t>Checkout</w:t>
-            </w:r>
-            <w:proofErr w:type="spellEnd"/>
-            <w:r>
-              <w:rPr>
-                <w:sz w:val="18"/>
-                <w:szCs w:val="18"/>
-              </w:rPr>
-              <w:t xml:space="preserve"> y suscripción</w:t>
+              <w:t>3-.  Checkout y suscripción</w:t>
             </w:r>
           </w:p>
         </w:tc>
@@ -2142,15 +1942,7 @@
         </w:numPr>
       </w:pPr>
       <w:r>
-        <w:t xml:space="preserve">Reuniones de seguimiento con el docente guía: periódicas, para reportar avances, resolver dudas y validar que el trabajo del </w:t>
-      </w:r>
-      <w:proofErr w:type="spellStart"/>
-      <w:r>
-        <w:t>subequipo</w:t>
-      </w:r>
-      <w:proofErr w:type="spellEnd"/>
-      <w:r>
-        <w:t xml:space="preserve"> esté alineado con lo exigido por la asignatura.</w:t>
+        <w:t>Reuniones de seguimiento con el docente guía: periódicas, para reportar avances, resolver dudas y validar que el trabajo del subequipo esté alineado con lo exigido por la asignatura.</w:t>
       </w:r>
     </w:p>
     <w:p>
@@ -2161,23 +1953,7 @@
         </w:numPr>
       </w:pPr>
       <w:r>
-        <w:t>Reuniones con la empresa colaboradora (</w:t>
-      </w:r>
-      <w:proofErr w:type="spellStart"/>
-      <w:r>
-        <w:t>Alloxentric</w:t>
-      </w:r>
-      <w:proofErr w:type="spellEnd"/>
-      <w:r>
-        <w:t xml:space="preserve">): convocadas cuando se necesite validar requerimientos, contenido del módulo o revisar avances del flujo de pago y suscripción, además de la reunión de </w:t>
-      </w:r>
-      <w:proofErr w:type="spellStart"/>
-      <w:r>
-        <w:t>kickoff</w:t>
-      </w:r>
-      <w:proofErr w:type="spellEnd"/>
-      <w:r>
-        <w:t xml:space="preserve"> ya realizada.</w:t>
+        <w:t>Reuniones con la empresa colaboradora (Alloxentric): convocadas cuando se necesite validar requerimientos, contenido del módulo o revisar avances del flujo de pago y suscripción, además de la reunión de kickoff ya realizada.</w:t>
       </w:r>
     </w:p>
     <w:p>
@@ -2199,6 +1975,7 @@
         </w:numPr>
       </w:pPr>
       <w:r>
+        <w:lastRenderedPageBreak/>
         <w:t>Estado de avance semanal: al cierre de cada semana se actualiza el estado de las tareas de la Carta Gantt (planificado / en curso / completado), de forma que cualquier atraso se detecte antes de que afecte al incremento siguiente.</w:t>
       </w:r>
     </w:p>
@@ -2219,7 +1996,6 @@
       <w:bookmarkStart w:id="17" w:name="_heading=h.9usubroesx3s" w:colFirst="0" w:colLast="0"/>
       <w:bookmarkEnd w:id="17"/>
       <w:r>
-        <w:lastRenderedPageBreak/>
         <w:t>Gestión de riesgos</w:t>
       </w:r>
     </w:p>
@@ -2542,23 +2318,7 @@
                 <w:sz w:val="18"/>
                 <w:szCs w:val="18"/>
               </w:rPr>
-              <w:t xml:space="preserve">Comunicación proactiva con </w:t>
-            </w:r>
-            <w:proofErr w:type="spellStart"/>
-            <w:r>
-              <w:rPr>
-                <w:sz w:val="18"/>
-                <w:szCs w:val="18"/>
-              </w:rPr>
-              <w:t>Alloxentric</w:t>
-            </w:r>
-            <w:proofErr w:type="spellEnd"/>
-            <w:r>
-              <w:rPr>
-                <w:sz w:val="18"/>
-                <w:szCs w:val="18"/>
-              </w:rPr>
-              <w:t>; ajustar el orden de las tareas que no dependan de esa entrega mientras se espera</w:t>
+              <w:t>Comunicación proactiva con Alloxentric; ajustar el orden de las tareas que no dependan de esa entrega mientras se espera</w:t>
             </w:r>
           </w:p>
         </w:tc>
@@ -2594,23 +2354,7 @@
                 <w:sz w:val="18"/>
                 <w:szCs w:val="18"/>
               </w:rPr>
-              <w:t xml:space="preserve">Cambios en el modelo de datos compartido con otros </w:t>
-            </w:r>
-            <w:proofErr w:type="spellStart"/>
-            <w:r>
-              <w:rPr>
-                <w:sz w:val="18"/>
-                <w:szCs w:val="18"/>
-              </w:rPr>
-              <w:t>subequipos</w:t>
-            </w:r>
-            <w:proofErr w:type="spellEnd"/>
-            <w:r>
-              <w:rPr>
-                <w:sz w:val="18"/>
-                <w:szCs w:val="18"/>
-              </w:rPr>
-              <w:t xml:space="preserve"> de Aprueba Administración</w:t>
+              <w:t>Cambios en el modelo de datos compartido con otros subequipos de Aprueba Administración</w:t>
             </w:r>
           </w:p>
         </w:tc>
@@ -2739,39 +2483,7 @@
                 <w:sz w:val="18"/>
                 <w:szCs w:val="18"/>
               </w:rPr>
-              <w:t>Dificultades técnicas en la integración con la API de Stripe (</w:t>
-            </w:r>
-            <w:proofErr w:type="spellStart"/>
-            <w:r>
-              <w:rPr>
-                <w:sz w:val="18"/>
-                <w:szCs w:val="18"/>
-              </w:rPr>
-              <w:t>checkout</w:t>
-            </w:r>
-            <w:proofErr w:type="spellEnd"/>
-            <w:r>
-              <w:rPr>
-                <w:sz w:val="18"/>
-                <w:szCs w:val="18"/>
-              </w:rPr>
-              <w:t xml:space="preserve">, </w:t>
-            </w:r>
-            <w:proofErr w:type="spellStart"/>
-            <w:r>
-              <w:rPr>
-                <w:sz w:val="18"/>
-                <w:szCs w:val="18"/>
-              </w:rPr>
-              <w:t>webhooks</w:t>
-            </w:r>
-            <w:proofErr w:type="spellEnd"/>
-            <w:r>
-              <w:rPr>
-                <w:sz w:val="18"/>
-                <w:szCs w:val="18"/>
-              </w:rPr>
-              <w:t>, validación de firma)</w:t>
+              <w:t>Dificultades técnicas en la integración con la API de Stripe (checkout, webhooks, validación de firma)</w:t>
             </w:r>
           </w:p>
         </w:tc>
@@ -2866,7 +2578,6 @@
               </w:rPr>
               <w:t xml:space="preserve">Probar tempranamente en modo </w:t>
             </w:r>
-            <w:proofErr w:type="spellStart"/>
             <w:r>
               <w:rPr>
                 <w:i/>
@@ -2876,7 +2587,6 @@
               </w:rPr>
               <w:t>sandbox</w:t>
             </w:r>
-            <w:proofErr w:type="spellEnd"/>
             <w:r>
               <w:rPr>
                 <w:sz w:val="18"/>
@@ -3375,7 +3085,6 @@
             <w:pPr>
               <w:spacing w:after="60" w:line="246" w:lineRule="auto"/>
             </w:pPr>
-            <w:proofErr w:type="spellStart"/>
             <w:r>
               <w:rPr>
                 <w:sz w:val="18"/>
@@ -3383,7 +3092,6 @@
               </w:rPr>
               <w:t>Frontend</w:t>
             </w:r>
-            <w:proofErr w:type="spellEnd"/>
           </w:p>
         </w:tc>
         <w:tc>
@@ -3408,47 +3116,13 @@
             <w:pPr>
               <w:spacing w:after="60" w:line="246" w:lineRule="auto"/>
             </w:pPr>
-            <w:proofErr w:type="spellStart"/>
-            <w:r>
-              <w:rPr>
-                <w:sz w:val="18"/>
-                <w:szCs w:val="18"/>
-              </w:rPr>
-              <w:t>React</w:t>
-            </w:r>
-            <w:proofErr w:type="spellEnd"/>
-            <w:r>
-              <w:rPr>
-                <w:sz w:val="18"/>
-                <w:szCs w:val="18"/>
-              </w:rPr>
-              <w:t xml:space="preserve"> 18 + Vite + </w:t>
-            </w:r>
-            <w:proofErr w:type="spellStart"/>
-            <w:r>
-              <w:rPr>
-                <w:sz w:val="18"/>
-                <w:szCs w:val="18"/>
-              </w:rPr>
-              <w:t>React</w:t>
-            </w:r>
-            <w:proofErr w:type="spellEnd"/>
-            <w:r>
-              <w:rPr>
-                <w:sz w:val="18"/>
-                <w:szCs w:val="18"/>
-              </w:rPr>
-              <w:t xml:space="preserve"> </w:t>
-            </w:r>
-            <w:proofErr w:type="spellStart"/>
-            <w:r>
-              <w:rPr>
-                <w:sz w:val="18"/>
-                <w:szCs w:val="18"/>
-              </w:rPr>
-              <w:t>Router</w:t>
-            </w:r>
-            <w:proofErr w:type="spellEnd"/>
+            <w:r>
+              <w:rPr>
+                <w:sz w:val="18"/>
+                <w:szCs w:val="18"/>
+              </w:rPr>
+              <w:t>React 18 + Vite + React Router</w:t>
+            </w:r>
           </w:p>
         </w:tc>
       </w:tr>
@@ -3478,7 +3152,6 @@
             <w:pPr>
               <w:spacing w:after="60" w:line="246" w:lineRule="auto"/>
             </w:pPr>
-            <w:proofErr w:type="spellStart"/>
             <w:r>
               <w:rPr>
                 <w:sz w:val="18"/>
@@ -3486,7 +3159,6 @@
               </w:rPr>
               <w:t>Backend</w:t>
             </w:r>
-            <w:proofErr w:type="spellEnd"/>
           </w:p>
         </w:tc>
         <w:tc>
@@ -3516,49 +3188,8 @@
                 <w:sz w:val="18"/>
                 <w:szCs w:val="18"/>
               </w:rPr>
-              <w:t xml:space="preserve">Node.js + Express, con </w:t>
-            </w:r>
-            <w:proofErr w:type="spellStart"/>
-            <w:r>
-              <w:rPr>
-                <w:sz w:val="18"/>
-                <w:szCs w:val="18"/>
-              </w:rPr>
-              <w:t>Firebase</w:t>
-            </w:r>
-            <w:proofErr w:type="spellEnd"/>
-            <w:r>
-              <w:rPr>
-                <w:sz w:val="18"/>
-                <w:szCs w:val="18"/>
-              </w:rPr>
-              <w:t xml:space="preserve"> </w:t>
-            </w:r>
-            <w:proofErr w:type="spellStart"/>
-            <w:r>
-              <w:rPr>
-                <w:sz w:val="18"/>
-                <w:szCs w:val="18"/>
-              </w:rPr>
-              <w:t>Admin</w:t>
-            </w:r>
-            <w:proofErr w:type="spellEnd"/>
-            <w:r>
-              <w:rPr>
-                <w:sz w:val="18"/>
-                <w:szCs w:val="18"/>
-              </w:rPr>
-              <w:t xml:space="preserve"> SDK / </w:t>
-            </w:r>
-            <w:proofErr w:type="spellStart"/>
-            <w:r>
-              <w:rPr>
-                <w:sz w:val="18"/>
-                <w:szCs w:val="18"/>
-              </w:rPr>
-              <w:t>Firestore</w:t>
-            </w:r>
-            <w:proofErr w:type="spellEnd"/>
+              <w:t>Node.js + Express, con Firebase Admin SDK / Firestore</w:t>
+            </w:r>
           </w:p>
         </w:tc>
       </w:tr>
@@ -3693,7 +3324,6 @@
               </w:rPr>
               <w:t>Stripe, en modo de prueba (</w:t>
             </w:r>
-            <w:proofErr w:type="spellStart"/>
             <w:r>
               <w:rPr>
                 <w:i/>
@@ -3703,7 +3333,6 @@
               </w:rPr>
               <w:t>sandbox</w:t>
             </w:r>
-            <w:proofErr w:type="spellEnd"/>
             <w:r>
               <w:rPr>
                 <w:sz w:val="18"/>
@@ -3812,6 +3441,7 @@
                 <w:sz w:val="18"/>
                 <w:szCs w:val="18"/>
               </w:rPr>
+              <w:lastRenderedPageBreak/>
               <w:t>Documentación</w:t>
             </w:r>
           </w:p>
@@ -3950,15 +3580,7 @@
         </w:numPr>
       </w:pPr>
       <w:r>
-        <w:t xml:space="preserve">El flujo de </w:t>
-      </w:r>
-      <w:proofErr w:type="spellStart"/>
-      <w:r>
-        <w:t>checkout</w:t>
-      </w:r>
-      <w:proofErr w:type="spellEnd"/>
-      <w:r>
-        <w:t xml:space="preserve"> y suscripción funciona de punta a punta, incluyendo el cobro con Stripe en modo de pruebas (Incremento 4).</w:t>
+        <w:t>El flujo de checkout y suscripción funciona de punta a punta, incluyendo el cobro con Stripe en modo de pruebas (Incremento 4).</w:t>
       </w:r>
     </w:p>
     <w:p>
@@ -3980,15 +3602,7 @@
         </w:numPr>
       </w:pPr>
       <w:r>
-        <w:t xml:space="preserve">La empresa colaboradora </w:t>
-      </w:r>
-      <w:proofErr w:type="spellStart"/>
-      <w:r>
-        <w:t>Alloxentric</w:t>
-      </w:r>
-      <w:proofErr w:type="spellEnd"/>
-      <w:r>
-        <w:t xml:space="preserve"> valida el resultado final del módulo.</w:t>
+        <w:t>La empresa colaboradora Alloxentric valida el resultado final del módulo.</w:t>
       </w:r>
     </w:p>
     <w:p>
@@ -4054,15 +3668,7 @@
     </w:p>
     <w:p>
       <w:r>
-        <w:t xml:space="preserve">Archivo: Carta_Gantt_Proyecto.xlsx. Contiene las hojas Carta Gantt, Resumen Ejecutivo, Hitos y </w:t>
-      </w:r>
-      <w:proofErr w:type="spellStart"/>
-      <w:r>
-        <w:t>Descripcion</w:t>
-      </w:r>
-      <w:proofErr w:type="spellEnd"/>
-      <w:r>
-        <w:t xml:space="preserve"> Actividades. Presenta la planificación y el seguimiento del proyecto al 30-10-2026. Los estados de las actividades expresan el avance registrado y no equivalen a aprobación integral del módulo.</w:t>
+        <w:t>Archivo: Carta_Gantt_Proyecto.xlsx. Contiene las hojas Carta Gantt, Resumen Ejecutivo, Hitos y Descripcion Actividades. Presenta la planificación y el seguimiento del proyecto al 30-10-2026. Los estados de las actividades expresan el avance registrado y no equivalen a aprobación integral del módulo.</w:t>
       </w:r>
     </w:p>
     <w:p>
@@ -4152,15 +3758,7 @@
     </w:p>
     <w:p>
       <w:r>
-        <w:t xml:space="preserve">Archivo: </w:t>
-      </w:r>
-      <w:proofErr w:type="spellStart"/>
-      <w:r>
-        <w:t>Estados_de</w:t>
-      </w:r>
-      <w:proofErr w:type="spellEnd"/>
-      <w:r>
-        <w:t xml:space="preserve"> _avance.docx. Incluye los registros históricos y EA-04, correspondiente al corte del 30-10-2026.</w:t>
+        <w:t>Archivo: Estados_de _avance.docx. Incluye los registros históricos y EA-04, correspondiente al corte del 30-10-2026.</w:t>
       </w:r>
     </w:p>
     <w:p>
@@ -4187,6 +3785,7 @@
     </w:p>
     <w:p>
       <w:r>
+        <w:lastRenderedPageBreak/>
         <w:t>Incremento: porción funcional y entregable del producto. El proyecto tiene cinco, de I1 a I5.</w:t>
       </w:r>
     </w:p>
@@ -4210,28 +3809,17 @@
     </w:p>
     <w:p>
       <w:r>
-        <w:lastRenderedPageBreak/>
         <w:t>Stripe en modo de pruebas: pasarela de pago usada con tarjetas y cobros de prueba, sin dinero real.</w:t>
       </w:r>
     </w:p>
     <w:p>
-      <w:proofErr w:type="spellStart"/>
-      <w:r>
-        <w:t>Checkout</w:t>
-      </w:r>
-      <w:proofErr w:type="spellEnd"/>
-      <w:r>
-        <w:t>: flujo de compra donde el estudiante elige un plan y paga.</w:t>
-      </w:r>
-    </w:p>
-    <w:p>
-      <w:proofErr w:type="spellStart"/>
-      <w:r>
-        <w:t>Webhook</w:t>
-      </w:r>
-      <w:proofErr w:type="spellEnd"/>
-      <w:r>
-        <w:t>: aviso automático que Stripe envía al sistema cuando ocurre un evento, como un pago o un rechazo.</w:t>
+      <w:r>
+        <w:t>Checkout: flujo de compra donde el estudiante elige un plan y paga.</w:t>
+      </w:r>
+    </w:p>
+    <w:p>
+      <w:r>
+        <w:t>Webhook: aviso automático que Stripe envía al sistema cuando ocurre un evento, como un pago o un rechazo.</w:t>
       </w:r>
     </w:p>
     <w:p>
@@ -4264,28 +3852,12 @@
     </w:p>
     <w:p>
       <w:r>
-        <w:t xml:space="preserve">Datos y permisos: 16 casos principales, 10 aprobados, 1 parcial y 5 bloqueados. Las comprobaciones EX se contabilizan aparte. PG22 tiene evidencia delimitada de pago alternativo Link en </w:t>
-      </w:r>
-      <w:proofErr w:type="spellStart"/>
-      <w:r>
-        <w:t>sandbox</w:t>
-      </w:r>
-      <w:proofErr w:type="spellEnd"/>
-      <w:r>
-        <w:t>; no se declara disponibilidad comercial.</w:t>
-      </w:r>
-    </w:p>
-    <w:p>
-      <w:r>
-        <w:t xml:space="preserve">Seguimiento funcional futuro: M2/Historia por dependencia externa, transición integral de acceso al vencer, auditoría durable, rendimiento interno del </w:t>
-      </w:r>
-      <w:proofErr w:type="spellStart"/>
-      <w:r>
-        <w:t>webhook</w:t>
-      </w:r>
-      <w:proofErr w:type="spellEnd"/>
-      <w:r>
-        <w:t>, avisos financieros sin canal acreditado, operaciones de catálogo no disponibles y compatibilidad/accesibilidad incompleta. Las compras anuales y el ciclo del proveedor ya tienen evidencias; no se exige repetirlos para cerrar el avance.</w:t>
+        <w:t>Datos y permisos: 16 casos principales, 10 aprobados, 1 parcial y 5 bloqueados. Las comprobaciones EX se contabilizan aparte. PG22 tiene evidencia delimitada de pago alternativo Link en sandbox; no se declara disponibilidad comercial.</w:t>
+      </w:r>
+    </w:p>
+    <w:p>
+      <w:r>
+        <w:t>Seguimiento funcional futuro: M2/Historia por dependencia externa, transición integral de acceso al vencer, auditoría durable, rendimiento interno del webhook, avisos financieros sin canal acreditado, operaciones de catálogo no disponibles y compatibilidad/accesibilidad incompleta. Las compras anuales y el ciclo del proveedor ya tienen evidencias; no se exige repetirlos para cerrar el avance.</w:t>
       </w:r>
     </w:p>
     <w:p>

--- a/Fase 2/Evidencias Proyecto/Evidencia de documentación/Documentos de Gestión/Plan_de_proyecto_APT.docx
+++ b/Fase 2/Evidencias Proyecto/Evidencia de documentación/Documentos de Gestión/Plan_de_proyecto_APT.docx
@@ -3698,7 +3698,10 @@
     </w:p>
     <w:p>
       <w:r>
-        <w:t>Archivo: EDT_Proyecto_Aprueba.jpg. Existe una diferencia de semanas de fases con la Gantt que debe confirmarse para la entrega posterior; no se replanifica ese hito en este avance.</w:t>
+        <w:t>Archivo: EDT_Proyecto_Aprueba.jpg. La EDT representa la descomposición del trabajo y conserva las etiquetas temporales de una planificación anterior. Para el calendario vigente del equipo, la Fase 2 comprende las semanas 5 a 16 y la Fase 3 las semanas 17 y 18, según la Carta Gantt y la metodología. Las etiquetas S5–S15 y S16–S18 de la imagen no se utilizan como referencia de fechas. Este calendario es una planificación interna y no sustituye los plazos oficiales de la asignatura</w:t>
+      </w:r>
+      <w:r>
+        <w:t>.</w:t>
       </w:r>
     </w:p>
     <w:p>
@@ -3770,6 +3773,7 @@
         </w:numPr>
       </w:pPr>
       <w:r>
+        <w:lastRenderedPageBreak/>
         <w:t>Glosario de términos</w:t>
       </w:r>
     </w:p>
@@ -3785,7 +3789,6 @@
     </w:p>
     <w:p>
       <w:r>
-        <w:lastRenderedPageBreak/>
         <w:t>Incremento: porción funcional y entregable del producto. El proyecto tiene cinco, de I1 a I5.</w:t>
       </w:r>
     </w:p>
@@ -5763,6 +5766,7 @@
   <w:style w:type="character" w:default="1" w:styleId="Fuentedeprrafopredeter">
     <w:name w:val="Default Paragraph Font"/>
     <w:uiPriority w:val="1"/>
+    <w:semiHidden/>
     <w:unhideWhenUsed/>
   </w:style>
   <w:style w:type="table" w:default="1" w:styleId="Tablanormal">
